--- a/dokumentacio_modern_v2_2026-03-31_cleanup_updated.docx
+++ b/dokumentacio_modern_v2_2026-03-31_cleanup_updated.docx
@@ -703,13 +703,24 @@
     </w:p>
     <w:p>
       <w:r>
-        <w:t>A `backup/zaszlo_adatbazis.sql` fájl tartalmazza az adatbázis szerkezetét és minta adatokat. Importálható például MySQL Workbench-ben vagy parancssorból</w:t>
-      </w:r>
+        <w:t xml:space="preserve">A `backup/zaszlo_adatbazis.sql` fájl tartalmazza az adatbázis szerkezetét és minta adatokat. Importálható például MySQL Workbench-ben </w:t>
+      </w:r>
+      <w:proofErr w:type="spellStart"/>
+      <w:r>
+        <w:t>vagy</w:t>
+      </w:r>
+      <w:proofErr w:type="spellEnd"/>
+      <w:r>
+        <w:t xml:space="preserve"> </w:t>
+      </w:r>
+      <w:proofErr w:type="spellStart"/>
+      <w:r>
+        <w:t>parancssorból</w:t>
+      </w:r>
+      <w:proofErr w:type="spellEnd"/>
       <w:r>
         <w:t>.</w:t>
       </w:r>
-      <w:bookmarkStart w:id="0" w:name="_GoBack"/>
-      <w:bookmarkEnd w:id="0"/>
     </w:p>
     <w:p>
       <w:pPr>
@@ -809,8 +820,21 @@
         <w:spacing w:before="80"/>
       </w:pPr>
       <w:r>
-        <w:t>cd zaszlo_mobil\zaszlo_mobil</w:t>
-      </w:r>
+        <w:t xml:space="preserve">cd </w:t>
+      </w:r>
+      <w:proofErr w:type="spellStart"/>
+      <w:r>
+        <w:t>zaszlo_mobil</w:t>
+      </w:r>
+      <w:proofErr w:type="spellEnd"/>
+      <w:r>
+        <w:t>\</w:t>
+      </w:r>
+      <w:proofErr w:type="spellStart"/>
+      <w:r>
+        <w:t>zaszlo_mobil</w:t>
+      </w:r>
+      <w:proofErr w:type="spellEnd"/>
     </w:p>
     <w:p>
       <w:pPr>
@@ -6148,31 +6172,6 @@
     </w:p>
     <w:p>
       <w:pPr>
-        <w:pStyle w:val="Cmsor2"/>
-      </w:pPr>
-      <w:r>
-        <w:t>7.10 Build</w:t>
-      </w:r>
-    </w:p>
-    <w:p>
-      <w:pPr>
-        <w:pStyle w:val="CodeBlock"/>
-        <w:spacing w:before="80"/>
-      </w:pPr>
-      <w:r>
-        <w:t>cd zaszlo_frontend_veet</w:t>
-      </w:r>
-    </w:p>
-    <w:p>
-      <w:pPr>
-        <w:pStyle w:val="CodeBlock"/>
-      </w:pPr>
-      <w:r>
-        <w:t>npm run build</w:t>
-      </w:r>
-    </w:p>
-    <w:p>
-      <w:pPr>
         <w:pStyle w:val="Cmsor1"/>
       </w:pPr>
       <w:r>
@@ -6351,26 +6350,28 @@
     </w:p>
     <w:p>
       <w:pPr>
-        <w:pStyle w:val="Note"/>
-      </w:pPr>
-      <w:r>
-        <w:t>Megjegyzés: a projektben található natív API hívásos előkészítés (`api/api.ts`, `auth/AuthProvider.tsx`), de az aktuális működés WebView-alapú.</w:t>
+        <w:pStyle w:val="Cmsor1"/>
+      </w:pPr>
+      <w:bookmarkStart w:id="0" w:name="_GoBack"/>
+      <w:bookmarkEnd w:id="0"/>
+      <w:r>
+        <w:t>9. Biztonság és minőség</w:t>
       </w:r>
     </w:p>
     <w:p>
       <w:pPr>
-        <w:pStyle w:val="Cmsor1"/>
-      </w:pPr>
-      <w:r>
-        <w:t>9. Biztonság és minőség</w:t>
+        <w:pStyle w:val="Cmsor2"/>
+      </w:pPr>
+      <w:r>
+        <w:t>9.1 Biztonsági megoldások</w:t>
       </w:r>
     </w:p>
     <w:p>
       <w:pPr>
-        <w:pStyle w:val="Cmsor2"/>
-      </w:pPr>
-      <w:r>
-        <w:t>9.1 Biztonsági megoldások</w:t>
+        <w:pStyle w:val="Listaszerbekezds"/>
+      </w:pPr>
+      <w:r>
+        <w:t>• Jelszavak: bcrypt hash-elés a backendben.</w:t>
       </w:r>
     </w:p>
     <w:p>
@@ -6378,7 +6379,7 @@
         <w:pStyle w:val="Listaszerbekezds"/>
       </w:pPr>
       <w:r>
-        <w:t>• Jelszavak: bcrypt hash-elés a backendben.</w:t>
+        <w:t>• JWT: rövid élettartamú access token + refresh token cookie.</w:t>
       </w:r>
     </w:p>
     <w:p>
@@ -6386,7 +6387,7 @@
         <w:pStyle w:val="Listaszerbekezds"/>
       </w:pPr>
       <w:r>
-        <w:t>• JWT: rövid élettartamú access token + refresh token cookie.</w:t>
+        <w:t>• CORS: engedélyezett origin lista + lokális hálózati origin regex.</w:t>
       </w:r>
     </w:p>
     <w:p>
@@ -6394,24 +6395,23 @@
         <w:pStyle w:val="Listaszerbekezds"/>
       </w:pPr>
       <w:r>
-        <w:t>• CORS: engedélyezett origin lista + lokális hálózati origin regex.</w:t>
+        <w:t>• Role-based access: admin végpontok védve.</w:t>
       </w:r>
     </w:p>
     <w:p>
       <w:pPr>
-        <w:pStyle w:val="Listaszerbekezds"/>
-      </w:pPr>
-      <w:r>
-        <w:t>• Role-based access: admin végpontok védve.</w:t>
+        <w:pStyle w:val="Cmsor2"/>
+      </w:pPr>
+      <w:r>
+        <w:t>9.2 Kódminőség</w:t>
       </w:r>
     </w:p>
     <w:p>
       <w:pPr>
-        <w:pStyle w:val="Cmsor2"/>
-      </w:pPr>
-      <w:r>
-        <w:lastRenderedPageBreak/>
-        <w:t>9.2 Kódminőség</w:t>
+        <w:pStyle w:val="Listaszerbekezds"/>
+      </w:pPr>
+      <w:r>
+        <w:t>• Frontend: ESLint, komponens alapú felépítés.</w:t>
       </w:r>
     </w:p>
     <w:p>
@@ -6419,7 +6419,7 @@
         <w:pStyle w:val="Listaszerbekezds"/>
       </w:pPr>
       <w:r>
-        <w:t>• Frontend: ESLint, komponens alapú felépítés.</w:t>
+        <w:t>• Backend: elkülönített routes/controllers/models réteg.</w:t>
       </w:r>
     </w:p>
     <w:p>
@@ -6427,22 +6427,15 @@
         <w:pStyle w:val="Listaszerbekezds"/>
       </w:pPr>
       <w:r>
-        <w:t>• Backend: elkülönített routes/controllers/models réteg.</w:t>
+        <w:t>• Újrafelhasználhatóság: Kosár context, közös axios konfiguráció.</w:t>
       </w:r>
     </w:p>
     <w:p>
       <w:pPr>
-        <w:pStyle w:val="Listaszerbekezds"/>
-      </w:pPr>
-      <w:r>
-        <w:t>• Újrafelhasználhatóság: Kosár context, közös axios konfiguráció.</w:t>
-      </w:r>
-    </w:p>
-    <w:p>
-      <w:pPr>
         <w:pStyle w:val="Cmsor1"/>
       </w:pPr>
       <w:r>
+        <w:lastRenderedPageBreak/>
         <w:t>1</w:t>
       </w:r>
       <w:r>
@@ -6884,7 +6877,6 @@
           </w:tcPr>
           <w:p>
             <w:r>
-              <w:lastRenderedPageBreak/>
               <w:t>00 Public</w:t>
             </w:r>
           </w:p>
@@ -6927,6 +6919,7 @@
           </w:tcPr>
           <w:p>
             <w:r>
+              <w:lastRenderedPageBreak/>
               <w:t>00 Public</w:t>
             </w:r>
           </w:p>
@@ -7465,11 +7458,7 @@
           </w:tcPr>
           <w:p>
             <w:r>
-              <w:t xml:space="preserve">A jogosultság módosítás végpont helyesen </w:t>
-            </w:r>
-            <w:r>
-              <w:lastRenderedPageBreak/>
-              <w:t>válaszol.</w:t>
+              <w:t>A jogosultság módosítás végpont helyesen válaszol.</w:t>
             </w:r>
           </w:p>
         </w:tc>
@@ -7479,7 +7468,6 @@
           </w:tcPr>
           <w:p>
             <w:r>
-              <w:lastRenderedPageBreak/>
               <w:t>-</w:t>
             </w:r>
           </w:p>
@@ -7512,7 +7500,11 @@
           </w:tcPr>
           <w:p>
             <w:r>
-              <w:t>Megérkeznek a méret, anyag és kontinens törzsadatok.</w:t>
+              <w:t xml:space="preserve">Megérkeznek a méret, anyag és kontinens </w:t>
+            </w:r>
+            <w:r>
+              <w:lastRenderedPageBreak/>
+              <w:t>törzsadatok.</w:t>
             </w:r>
           </w:p>
         </w:tc>
@@ -7522,7 +7514,12 @@
           </w:tcPr>
           <w:p>
             <w:r>
-              <w:t>targetContinentId, targetSizeId, targetSizeName, targetMaterialId, targetMaterialName</w:t>
+              <w:lastRenderedPageBreak/>
+              <w:t xml:space="preserve">targetContinentId, targetSizeId, targetSizeName, targetMaterialId, </w:t>
+            </w:r>
+            <w:r>
+              <w:lastRenderedPageBreak/>
+              <w:t>targetMaterialName</w:t>
             </w:r>
           </w:p>
         </w:tc>
@@ -7534,6 +7531,7 @@
           </w:tcPr>
           <w:p>
             <w:r>
+              <w:lastRenderedPageBreak/>
               <w:t>03 Admin Flags Setup</w:t>
             </w:r>
           </w:p>
@@ -7912,6 +7910,48 @@
           </w:tcPr>
           <w:p>
             <w:r>
+              <w:t>05 Admin Invoices And Payment Methods</w:t>
+            </w:r>
+          </w:p>
+        </w:tc>
+        <w:tc>
+          <w:tcPr>
+            <w:tcW w:w="2351" w:type="dxa"/>
+          </w:tcPr>
+          <w:p>
+            <w:r>
+              <w:t>POST /szamlak/admin/payment-methods</w:t>
+            </w:r>
+          </w:p>
+        </w:tc>
+        <w:tc>
+          <w:tcPr>
+            <w:tcW w:w="2351" w:type="dxa"/>
+          </w:tcPr>
+          <w:p>
+            <w:r>
+              <w:t>Admin tud ideiglenes fizetési módot létrehozni.</w:t>
+            </w:r>
+          </w:p>
+        </w:tc>
+        <w:tc>
+          <w:tcPr>
+            <w:tcW w:w="2351" w:type="dxa"/>
+          </w:tcPr>
+          <w:p>
+            <w:r>
+              <w:t>createdPaymentMethodId</w:t>
+            </w:r>
+          </w:p>
+        </w:tc>
+      </w:tr>
+      <w:tr>
+        <w:tc>
+          <w:tcPr>
+            <w:tcW w:w="2351" w:type="dxa"/>
+          </w:tcPr>
+          <w:p>
+            <w:r>
               <w:t xml:space="preserve">05 Admin Invoices </w:t>
             </w:r>
             <w:r>
@@ -7927,7 +7967,11 @@
           <w:p>
             <w:r>
               <w:lastRenderedPageBreak/>
-              <w:t>POST /szamlak/admin/payment-methods</w:t>
+              <w:t>DELETE /szamlak/admin/payment-</w:t>
+            </w:r>
+            <w:r>
+              <w:lastRenderedPageBreak/>
+              <w:t>methods/:id</w:t>
             </w:r>
           </w:p>
         </w:tc>
@@ -7937,11 +7981,12 @@
           </w:tcPr>
           <w:p>
             <w:r>
-              <w:t xml:space="preserve">Admin tud ideiglenes </w:t>
-            </w:r>
-            <w:r>
               <w:lastRenderedPageBreak/>
-              <w:t>fizetési módot létrehozni.</w:t>
+              <w:t xml:space="preserve">A nem használt ideiglenes </w:t>
+            </w:r>
+            <w:r>
+              <w:lastRenderedPageBreak/>
+              <w:t>fizetési mód törölhető.</w:t>
             </w:r>
           </w:p>
         </w:tc>
@@ -7956,7 +8001,7 @@
             </w:r>
             <w:r>
               <w:lastRenderedPageBreak/>
-              <w:t>Id</w:t>
+              <w:t>Id törlődik</w:t>
             </w:r>
           </w:p>
         </w:tc>
@@ -7979,7 +8024,7 @@
           </w:tcPr>
           <w:p>
             <w:r>
-              <w:t>DELETE /szamlak/admin/payment-methods/:id</w:t>
+              <w:t>GET /szamlak/admin</w:t>
             </w:r>
           </w:p>
         </w:tc>
@@ -7989,7 +8034,7 @@
           </w:tcPr>
           <w:p>
             <w:r>
-              <w:t>A nem használt ideiglenes fizetési mód törölhető.</w:t>
+              <w:t>Admin nézetben is látszik a létrehozott számla.</w:t>
             </w:r>
           </w:p>
         </w:tc>
@@ -7999,7 +8044,7 @@
           </w:tcPr>
           <w:p>
             <w:r>
-              <w:t>createdPaymentMethodId törlődik</w:t>
+              <w:t>-</w:t>
             </w:r>
           </w:p>
         </w:tc>
@@ -8021,7 +8066,7 @@
           </w:tcPr>
           <w:p>
             <w:r>
-              <w:t>GET /szamlak/admin</w:t>
+              <w:t>DELETE /szamlak/admin/:id</w:t>
             </w:r>
           </w:p>
         </w:tc>
@@ -8031,7 +8076,7 @@
           </w:tcPr>
           <w:p>
             <w:r>
-              <w:t>Admin nézetben is látszik a létrehozott számla.</w:t>
+              <w:t>Az admin törölni tudja a collection által létrehozott számlát.</w:t>
             </w:r>
           </w:p>
         </w:tc>
@@ -8041,7 +8086,7 @@
           </w:tcPr>
           <w:p>
             <w:r>
-              <w:t>-</w:t>
+              <w:t>createdInvoiceId törlődik</w:t>
             </w:r>
           </w:p>
         </w:tc>
@@ -8053,7 +8098,7 @@
           </w:tcPr>
           <w:p>
             <w:r>
-              <w:t>05 Admin Invoices And Payment Methods</w:t>
+              <w:t>06 Cleanup</w:t>
             </w:r>
           </w:p>
         </w:tc>
@@ -8063,7 +8108,7 @@
           </w:tcPr>
           <w:p>
             <w:r>
-              <w:t>DELETE /szamlak/admin/:id</w:t>
+              <w:t>DELETE /zaszlok/:id</w:t>
             </w:r>
           </w:p>
         </w:tc>
@@ -8073,7 +8118,7 @@
           </w:tcPr>
           <w:p>
             <w:r>
-              <w:t>Az admin törölni tudja a collection által létrehozott számlát.</w:t>
+              <w:t>A teszt zászló variáció törölhető.</w:t>
             </w:r>
           </w:p>
         </w:tc>
@@ -8083,7 +8128,7 @@
           </w:tcPr>
           <w:p>
             <w:r>
-              <w:t>createdInvoiceId törlődik</w:t>
+              <w:t>createdFlagId, createdCountryId törlődik</w:t>
             </w:r>
           </w:p>
         </w:tc>
@@ -8105,7 +8150,7 @@
           </w:tcPr>
           <w:p>
             <w:r>
-              <w:t>DELETE /zaszlok/:id</w:t>
+              <w:t>DELETE /zaszlok/admin/countries/:id</w:t>
             </w:r>
           </w:p>
         </w:tc>
@@ -8115,7 +8160,7 @@
           </w:tcPr>
           <w:p>
             <w:r>
-              <w:t>A teszt zászló variáció törölhető.</w:t>
+              <w:t>A bulk create-tal létrehozott teszt ország törölhető.</w:t>
             </w:r>
           </w:p>
         </w:tc>
@@ -8125,7 +8170,7 @@
           </w:tcPr>
           <w:p>
             <w:r>
-              <w:t>createdFlagId, createdCountryId törlődik</w:t>
+              <w:t>createdBulkCountryId törlődik</w:t>
             </w:r>
           </w:p>
         </w:tc>
@@ -8147,7 +8192,7 @@
           </w:tcPr>
           <w:p>
             <w:r>
-              <w:t>DELETE /zaszlok/admin/countries/:id</w:t>
+              <w:t>DELETE /auth/admin/users/:id (delete candidate)</w:t>
             </w:r>
           </w:p>
         </w:tc>
@@ -8157,7 +8202,7 @@
           </w:tcPr>
           <w:p>
             <w:r>
-              <w:t>A bulk create-tal létrehozott teszt ország törölhető.</w:t>
+              <w:t>A külön cleanup user törölhető.</w:t>
             </w:r>
           </w:p>
         </w:tc>
@@ -8167,7 +8212,7 @@
           </w:tcPr>
           <w:p>
             <w:r>
-              <w:t>createdBulkCountryId törlődik</w:t>
+              <w:t>deleteUserId törlődik</w:t>
             </w:r>
           </w:p>
         </w:tc>
@@ -8189,7 +8234,7 @@
           </w:tcPr>
           <w:p>
             <w:r>
-              <w:t>DELETE /auth/admin/users/:id (delete candidate)</w:t>
+              <w:t>DELETE /auth/admin/users/:id (main user)</w:t>
             </w:r>
           </w:p>
         </w:tc>
@@ -8199,7 +8244,7 @@
           </w:tcPr>
           <w:p>
             <w:r>
-              <w:t>A külön cleanup user törölhető.</w:t>
+              <w:t>A fő Postman teszt user is törlődik a futás végén.</w:t>
             </w:r>
           </w:p>
         </w:tc>
@@ -8209,7 +8254,7 @@
           </w:tcPr>
           <w:p>
             <w:r>
-              <w:t>deleteUserId törlődik</w:t>
+              <w:t>userId törlődik</w:t>
             </w:r>
           </w:p>
         </w:tc>
@@ -8231,7 +8276,7 @@
           </w:tcPr>
           <w:p>
             <w:r>
-              <w:t>DELETE /auth/admin/users/:id (main user)</w:t>
+              <w:t>POST /auth/logout</w:t>
             </w:r>
           </w:p>
         </w:tc>
@@ -8241,7 +8286,7 @@
           </w:tcPr>
           <w:p>
             <w:r>
-              <w:t>A fő Postman teszt user is törlődik a futás végén.</w:t>
+              <w:t>A refresh cookie törlése működik.</w:t>
             </w:r>
           </w:p>
         </w:tc>
@@ -8251,7 +8296,7 @@
           </w:tcPr>
           <w:p>
             <w:r>
-              <w:t>userId törlődik</w:t>
+              <w:t>userToken, adminToken törlődik</w:t>
             </w:r>
           </w:p>
         </w:tc>
@@ -8263,7 +8308,7 @@
           </w:tcPr>
           <w:p>
             <w:r>
-              <w:t>06 Cleanup</w:t>
+              <w:t>07 Optional Dangerous Size And Material Admin</w:t>
             </w:r>
           </w:p>
         </w:tc>
@@ -8273,7 +8318,7 @@
           </w:tcPr>
           <w:p>
             <w:r>
-              <w:t>POST /auth/logout</w:t>
+              <w:t>POST /zaszlok/admin/sizes</w:t>
             </w:r>
           </w:p>
         </w:tc>
@@ -8283,7 +8328,7 @@
           </w:tcPr>
           <w:p>
             <w:r>
-              <w:t>A refresh cookie törlése működik.</w:t>
+              <w:t>Új méret létrehozása.</w:t>
             </w:r>
           </w:p>
         </w:tc>
@@ -8293,7 +8338,7 @@
           </w:tcPr>
           <w:p>
             <w:r>
-              <w:t>userToken, adminToken törlődik</w:t>
+              <w:t>createdSizeId</w:t>
             </w:r>
           </w:p>
         </w:tc>
@@ -8315,7 +8360,7 @@
           </w:tcPr>
           <w:p>
             <w:r>
-              <w:t>POST /zaszlok/admin/sizes</w:t>
+              <w:t>PUT /zaszlok/admin/sizes/:id</w:t>
             </w:r>
           </w:p>
         </w:tc>
@@ -8325,7 +8370,7 @@
           </w:tcPr>
           <w:p>
             <w:r>
-              <w:t>Új méret létrehozása.</w:t>
+              <w:t>A létrehozott méret módosítható.</w:t>
             </w:r>
           </w:p>
         </w:tc>
@@ -8335,7 +8380,7 @@
           </w:tcPr>
           <w:p>
             <w:r>
-              <w:t>createdSizeId</w:t>
+              <w:t>-</w:t>
             </w:r>
           </w:p>
         </w:tc>
@@ -8347,11 +8392,11 @@
           </w:tcPr>
           <w:p>
             <w:r>
-              <w:t xml:space="preserve">07 Optional Dangerous Size And Material </w:t>
+              <w:t xml:space="preserve">07 Optional Dangerous Size And </w:t>
             </w:r>
             <w:r>
               <w:lastRenderedPageBreak/>
-              <w:t>Admin</w:t>
+              <w:t>Material Admin</w:t>
             </w:r>
           </w:p>
         </w:tc>
@@ -8362,48 +8407,6 @@
           <w:p>
             <w:r>
               <w:lastRenderedPageBreak/>
-              <w:t>PUT /zaszlok/admin/sizes/:id</w:t>
-            </w:r>
-          </w:p>
-        </w:tc>
-        <w:tc>
-          <w:tcPr>
-            <w:tcW w:w="2351" w:type="dxa"/>
-          </w:tcPr>
-          <w:p>
-            <w:r>
-              <w:t>A létrehozott méret módosítható.</w:t>
-            </w:r>
-          </w:p>
-        </w:tc>
-        <w:tc>
-          <w:tcPr>
-            <w:tcW w:w="2351" w:type="dxa"/>
-          </w:tcPr>
-          <w:p>
-            <w:r>
-              <w:t>-</w:t>
-            </w:r>
-          </w:p>
-        </w:tc>
-      </w:tr>
-      <w:tr>
-        <w:tc>
-          <w:tcPr>
-            <w:tcW w:w="2351" w:type="dxa"/>
-          </w:tcPr>
-          <w:p>
-            <w:r>
-              <w:t>07 Optional Dangerous Size And Material Admin</w:t>
-            </w:r>
-          </w:p>
-        </w:tc>
-        <w:tc>
-          <w:tcPr>
-            <w:tcW w:w="2351" w:type="dxa"/>
-          </w:tcPr>
-          <w:p>
-            <w:r>
               <w:t>DELETE /zaszlok/admin/sizes/:id</w:t>
             </w:r>
           </w:p>
@@ -20672,7 +20675,7 @@
 </file>
 
 <file path=customXml/itemProps1.xml><?xml version="1.0" encoding="utf-8"?>
-<ds:datastoreItem xmlns:ds="http://schemas.openxmlformats.org/officeDocument/2006/customXml" ds:itemID="{E1C68C08-1BA2-4EAE-A1F9-5E7412020429}">
+<ds:datastoreItem xmlns:ds="http://schemas.openxmlformats.org/officeDocument/2006/customXml" ds:itemID="{147A40E2-A2CA-493A-B989-3ACD22953E9C}">
   <ds:schemaRefs>
     <ds:schemaRef ds:uri="http://schemas.openxmlformats.org/officeDocument/2006/bibliography"/>
   </ds:schemaRefs>
